--- a/paper2/cjce/Cover_Letter_CJCE.docx
+++ b/paper2/cjce/Cover_Letter_CJCE.docx
@@ -100,7 +100,7 @@
         <w:jc w:val="left"/>
       </w:pPr>
       <w:r>
-        <w:t xml:space="preserve">I confirm that this manuscript is original, has not been published previously, and is not under consideration for publication elsewhere. I am the sole author; the research received no specific funding, and I declare no conflict of interest. The DWSIM campaign data and all scripts that regenerate the results are openly available at https://github.com/beebzy-droid/IPIS. The use of generative AI assistance is disclosed in the Acknowledgements, in line with Wiley’s policy. Suggested reviewers are provided in the submission system.</w:t>
+        <w:t xml:space="preserve">I confirm that this manuscript is original, has not been published previously, and is not under consideration for publication elsewhere. I am the sole author; the research received no specific funding, and I declare no conflict of interest. The DWSIM campaign data and all scripts that regenerate the results are openly available at https://github.com/beebzy-droid/IPIS. The use of generative AI assistance is declared in the Methods section (Section 4.4), in line with Wiley’s policy. Suggested reviewers are provided in the submission system.</w:t>
       </w:r>
     </w:p>
     <w:p>
